--- a/test-files/table-indent-compat-14.docx
+++ b/test-files/table-indent-compat-14.docx
@@ -411,6 +411,88 @@
       </w:tr>
     </w:tbl>
     <w:p/>
+    <w:tbl>
+      <w:tblPr>
+        <w:tblW w:w="5000" w:type="pct"/>
+        <w:tblBorders>
+          <w:top w:val="single" w:sz="4" w:space="0" w:color="000000"/>
+          <w:left w:val="single" w:sz="96" w:space="0" w:color="000000"/>
+          <w:bottom w:val="single" w:sz="4" w:space="0" w:color="000000"/>
+          <w:right w:val="single" w:sz="96" w:space="0" w:color="000000"/>
+          <w:insideH w:val="single" w:sz="4" w:space="0" w:color="000000"/>
+          <w:insideV w:val="single" w:sz="4" w:space="0" w:color="000000"/>
+        </w:tblBorders>
+      </w:tblPr>
+      <w:tblGrid>
+        <w:gridCol w:w="4680"/>
+        <w:gridCol w:w="4680"/>
+      </w:tblGrid>
+      <w:tr>
+        <w:tc>
+          <w:tcPr>
+            <w:tcBorders>
+              <w:left w:val="nil"/>
+            </w:tcBorders>
+          </w:tcPr>
+          <w:p>
+            <w:r>
+              <w:t xml:space="preserve">T12a</w:t>
+            </w:r>
+          </w:p>
+        </w:tc>
+        <w:tc>
+          <w:tcPr>
+            <w:tcBorders>
+              <w:right w:val="nil"/>
+            </w:tcBorders>
+          </w:tcPr>
+          <w:p>
+            <w:pPr>
+              <w:jc w:val="right"/>
+            </w:pPr>
+            <w:r>
+              <w:t xml:space="preserve">T12z</w:t>
+            </w:r>
+          </w:p>
+        </w:tc>
+      </w:tr>
+    </w:tbl>
+    <w:p/>
+    <w:tbl>
+      <w:tblPr>
+        <w:tblW w:w="4320" w:type="dxa"/>
+        <w:tblBorders/>
+      </w:tblPr>
+      <w:tblGrid>
+        <w:gridCol w:w="2160"/>
+        <w:gridCol w:w="2160"/>
+      </w:tblGrid>
+      <w:tr>
+        <w:tc>
+          <w:tcPr>
+            <w:tcBorders>
+              <w:left w:val="single" w:sz="96" w:space="0" w:color="000000"/>
+            </w:tcBorders>
+          </w:tcPr>
+          <w:p>
+            <w:r>
+              <w:t xml:space="preserve">T13a</w:t>
+            </w:r>
+          </w:p>
+        </w:tc>
+        <w:tc>
+          <w:p>
+            <w:pPr>
+              <w:jc w:val="right"/>
+            </w:pPr>
+            <w:r>
+              <w:t xml:space="preserve">T13z</w:t>
+            </w:r>
+          </w:p>
+        </w:tc>
+      </w:tr>
+    </w:tbl>
+    <w:p/>
     <w:p>
       <w:r>
         <w:br w:type="page"/>
